--- a/backend/scripts/sgq/rcc-pdf/templates/empresa.source.docx
+++ b/backend/scripts/sgq/rcc-pdf/templates/empresa.source.docx
@@ -94,16 +94,7 @@
                 <w:sz w:val="18"/>
                 <w:szCs w:val="18"/>
               </w:rPr>
-              <w:t>Nº R</w:t>
-            </w:r>
-            <w:r>
-              <w:rPr>
-                <w:rFonts w:ascii="Arial" w:hAnsi="Arial" w:cs="Arial"/>
-                <w:b/>
-                <w:sz w:val="18"/>
-                <w:szCs w:val="18"/>
-              </w:rPr>
-              <w:t>eclamação:</w:t>
+              <w:t>Nº Reclamação:</w:t>
             </w:r>
           </w:p>
         </w:tc>
@@ -839,17 +830,7 @@
                 <w:sz w:val="18"/>
                 <w:szCs w:val="18"/>
               </w:rPr>
-              <w:t>Produto</w:t>
-            </w:r>
-            <w:r>
-              <w:rPr>
-                <w:rFonts w:ascii="Arial" w:hAnsi="Arial" w:cs="Arial"/>
-                <w:b/>
-                <w:bCs/>
-                <w:sz w:val="18"/>
-                <w:szCs w:val="18"/>
-              </w:rPr>
-              <w:t>:</w:t>
+              <w:t>Produto:</w:t>
             </w:r>
           </w:p>
         </w:tc>
@@ -958,29 +939,7 @@
                 <w:sz w:val="18"/>
                 <w:szCs w:val="18"/>
               </w:rPr>
-              <w:t xml:space="preserve">Data Emissão </w:t>
-            </w:r>
-            <w:proofErr w:type="spellStart"/>
-            <w:r>
-              <w:rPr>
-                <w:rFonts w:ascii="Arial" w:hAnsi="Arial" w:cs="Arial"/>
-                <w:b/>
-                <w:bCs/>
-                <w:sz w:val="18"/>
-                <w:szCs w:val="18"/>
-              </w:rPr>
-              <w:t>Nf</w:t>
-            </w:r>
-            <w:proofErr w:type="spellEnd"/>
-            <w:r>
-              <w:rPr>
-                <w:rFonts w:ascii="Arial" w:hAnsi="Arial" w:cs="Arial"/>
-                <w:b/>
-                <w:bCs/>
-                <w:sz w:val="18"/>
-                <w:szCs w:val="18"/>
-              </w:rPr>
-              <w:t>:</w:t>
+              <w:t>Data Emissão Nf:</w:t>
             </w:r>
           </w:p>
         </w:tc>
@@ -1032,17 +991,7 @@
                 <w:sz w:val="18"/>
                 <w:szCs w:val="18"/>
               </w:rPr>
-              <w:t>Nota Fiscal Nº</w:t>
-            </w:r>
-            <w:r>
-              <w:rPr>
-                <w:rFonts w:ascii="Arial" w:hAnsi="Arial" w:cs="Arial"/>
-                <w:b/>
-                <w:bCs/>
-                <w:sz w:val="18"/>
-                <w:szCs w:val="18"/>
-              </w:rPr>
-              <w:t>:</w:t>
+              <w:t>Nota Fiscal Nº:</w:t>
             </w:r>
           </w:p>
         </w:tc>
@@ -1099,17 +1048,7 @@
                 <w:sz w:val="18"/>
                 <w:szCs w:val="18"/>
               </w:rPr>
-              <w:t>Quantidade</w:t>
-            </w:r>
-            <w:r>
-              <w:rPr>
-                <w:rFonts w:ascii="Arial" w:hAnsi="Arial" w:cs="Arial"/>
-                <w:b/>
-                <w:bCs/>
-                <w:sz w:val="18"/>
-                <w:szCs w:val="18"/>
-              </w:rPr>
-              <w:t>:</w:t>
+              <w:t>Quantidade:</w:t>
             </w:r>
           </w:p>
         </w:tc>
@@ -1161,17 +1100,7 @@
                 <w:sz w:val="18"/>
                 <w:szCs w:val="18"/>
               </w:rPr>
-              <w:t>Pedido Nº</w:t>
-            </w:r>
-            <w:r>
-              <w:rPr>
-                <w:rFonts w:ascii="Arial" w:hAnsi="Arial" w:cs="Arial"/>
-                <w:b/>
-                <w:bCs/>
-                <w:sz w:val="18"/>
-                <w:szCs w:val="18"/>
-              </w:rPr>
-              <w:t>:</w:t>
+              <w:t>Pedido Nº:</w:t>
             </w:r>
           </w:p>
         </w:tc>
@@ -1418,113 +1347,6 @@
               </w:rPr>
               <w:t>PREENCHIMENTO APENAS SE A RECAMAÇÃO FOR ACEITA</w:t>
             </w:r>
-          </w:p>
-        </w:tc>
-      </w:tr>
-      <w:tr>
-        <w:trPr>
-          <w:trHeight w:val="394"/>
-        </w:trPr>
-        <w:tc>
-          <w:tcPr>
-            <w:tcW w:w="3964" w:type="dxa"/>
-            <w:gridSpan w:val="4"/>
-            <w:shd w:val="clear" w:color="auto" w:fill="F2F2F2" w:themeFill="background1" w:themeFillShade="F2"/>
-            <w:vAlign w:val="center"/>
-          </w:tcPr>
-          <w:p>
-            <w:pPr>
-              <w:ind w:left="-129"/>
-              <w:jc w:val="center"/>
-              <w:rPr>
-                <w:rFonts w:ascii="Arial" w:hAnsi="Arial" w:cs="Arial"/>
-                <w:b/>
-                <w:bCs/>
-                <w:sz w:val="18"/>
-                <w:szCs w:val="18"/>
-              </w:rPr>
-            </w:pPr>
-            <w:r>
-              <w:rPr>
-                <w:rFonts w:ascii="Arial" w:hAnsi="Arial" w:cs="Arial"/>
-                <w:b/>
-                <w:sz w:val="14"/>
-                <w:szCs w:val="10"/>
-              </w:rPr>
-              <w:t>Número de ordem de produção</w:t>
-            </w:r>
-          </w:p>
-        </w:tc>
-        <w:tc>
-          <w:tcPr>
-            <w:tcW w:w="2808" w:type="dxa"/>
-            <w:gridSpan w:val="5"/>
-            <w:shd w:val="clear" w:color="auto" w:fill="F2F2F2" w:themeFill="background1" w:themeFillShade="F2"/>
-            <w:vAlign w:val="center"/>
-          </w:tcPr>
-          <w:p>
-            <w:pPr>
-              <w:ind w:left="-129"/>
-              <w:jc w:val="center"/>
-              <w:rPr>
-                <w:rFonts w:ascii="Arial" w:hAnsi="Arial" w:cs="Arial"/>
-                <w:b/>
-                <w:bCs/>
-                <w:sz w:val="18"/>
-                <w:szCs w:val="18"/>
-              </w:rPr>
-            </w:pPr>
-          </w:p>
-        </w:tc>
-        <w:tc>
-          <w:tcPr>
-            <w:tcW w:w="2579" w:type="dxa"/>
-            <w:gridSpan w:val="4"/>
-            <w:shd w:val="clear" w:color="auto" w:fill="F2F2F2" w:themeFill="background1" w:themeFillShade="F2"/>
-            <w:vAlign w:val="center"/>
-          </w:tcPr>
-          <w:p>
-            <w:pPr>
-              <w:ind w:left="-129"/>
-              <w:jc w:val="center"/>
-              <w:rPr>
-                <w:rFonts w:ascii="Arial" w:hAnsi="Arial" w:cs="Arial"/>
-                <w:b/>
-                <w:bCs/>
-                <w:sz w:val="18"/>
-                <w:szCs w:val="18"/>
-              </w:rPr>
-            </w:pPr>
-            <w:r>
-              <w:rPr>
-                <w:rFonts w:ascii="Arial" w:hAnsi="Arial" w:cs="Arial"/>
-                <w:b/>
-                <w:sz w:val="14"/>
-                <w:szCs w:val="10"/>
-              </w:rPr>
-              <w:t>Previsão para data de assistência</w:t>
-            </w:r>
-          </w:p>
-        </w:tc>
-        <w:tc>
-          <w:tcPr>
-            <w:tcW w:w="2268" w:type="dxa"/>
-            <w:gridSpan w:val="3"/>
-            <w:shd w:val="clear" w:color="auto" w:fill="F2F2F2" w:themeFill="background1" w:themeFillShade="F2"/>
-            <w:vAlign w:val="center"/>
-          </w:tcPr>
-          <w:p>
-            <w:pPr>
-              <w:ind w:left="-129"/>
-              <w:jc w:val="center"/>
-              <w:rPr>
-                <w:rFonts w:ascii="Arial" w:hAnsi="Arial" w:cs="Arial"/>
-                <w:b/>
-                <w:bCs/>
-                <w:sz w:val="18"/>
-                <w:szCs w:val="18"/>
-              </w:rPr>
-            </w:pPr>
           </w:p>
         </w:tc>
       </w:tr>
@@ -3222,6 +3044,7 @@
   <w:style w:type="character" w:default="1" w:styleId="Fontepargpadro">
     <w:name w:val="Default Paragraph Font"/>
     <w:uiPriority w:val="1"/>
+    <w:semiHidden/>
     <w:unhideWhenUsed/>
   </w:style>
   <w:style w:type="table" w:default="1" w:styleId="Tabelanormal">
